--- a/Q2/SD/semaine12/exo/SD_exam/src/juin24/Juin2024_A.docx
+++ b/Q2/SD/semaine12/exo/SD_exam/src/juin24/Juin2024_A.docx
@@ -506,14 +506,7 @@
         <w:rPr>
           <w:sz w:val="24"/>
         </w:rPr>
-        <w:t xml:space="preserve">. La clé est l’élément, la valeur associée est le nœud contenant cet élément.</w:t>
-      </w:r>
-      <w:r>
-        <w:rPr>
-          <w:sz w:val="24"/>
-          <w:szCs w:val="24"/>
-        </w:rPr>
-        <w:t xml:space="preserve"> </w:t>
+        <w:t xml:space="preserve">. La clé est l’élément, la valeur associée est le nœud contenant cet élément. </w:t>
       </w:r>
     </w:p>
     <w:p>
@@ -2927,7 +2920,20 @@
       </w:tblGrid>
       <w:tr>
         <w:tblPrEx>
-          <w:tblBorders/>
+          <w:tblBorders>
+            <w:top w:val="single" w:color="000000" w:sz="4" w:space="0"/>
+            <w:left w:val="single" w:color="000000" w:sz="4" w:space="0"/>
+            <w:bottom w:val="single" w:color="000000" w:sz="4" w:space="0"/>
+            <w:right w:val="single" w:color="000000" w:sz="4" w:space="0"/>
+            <w:insideH w:val="single" w:color="000000" w:sz="4" w:space="0"/>
+            <w:insideV w:val="single" w:color="000000" w:sz="4" w:space="0"/>
+          </w:tblBorders>
+          <w:tblCellMar>
+            <w:top w:w="0" w:type="dxa"/>
+            <w:left w:w="108" w:type="dxa"/>
+            <w:bottom w:w="0" w:type="dxa"/>
+            <w:right w:w="108" w:type="dxa"/>
+          </w:tblCellMar>
         </w:tblPrEx>
         <w:trPr>
           <w:trHeight w:hRule="atLeast" w:val="199"/>
